--- a/manuscript/INSPIRE_manuscript_CURRENT.docx
+++ b/manuscript/INSPIRE_manuscript_CURRENT.docx
@@ -4008,7 +4008,7 @@
           <w:color w:val="000000"/>
           <w:sz w:val="24"/>
         </w:rPr>
-        <w:t>Patient-level data were obtained from INSPIRE version 1.4.2, available through PhysioNet under credentialed access (https://physionet.org/content/inspire/1.4.2/; DOI: 10.13026/1eay-yc85). Access requires credentialing, required training, and execution of the applicable data-use agreement. The authors cannot redistribute the source data. Complete analysis code and non-disclosive aggregate reproducibility outputs are archived on Zenodo (Version v1.0.0; https://doi.org/10.5281/zenodo.22051133) and maintained at https://github.com/ZaneSalman/inspire-arthroplasty-anesthesia.</w:t>
+        <w:t>Patient-level data were obtained from INSPIRE version 1.4.2, available through PhysioNet under credentialed access (https://physionet.org/content/inspire/1.4.2/; DOI: 10.13026/1eay-yc85). Access requires credentialing, required training, and execution of the applicable data-use agreement. The authors cannot redistribute the source data. Complete analysis code and non-disclosive aggregate reproducibility outputs are archived on Zenodo (Version v1.01; https://doi.org/10.5281/zenodo.22166599) and maintained at https://github.com/ZaneSalman/INSPIRE-Arthroplasty-Anesthesia-Reproducibility-v1.01.</w:t>
       </w:r>
     </w:p>
     <w:p>
